--- a/01_research/05_Research_Methodology.docx
+++ b/01_research/05_Research_Methodology.docx
@@ -3332,7 +3332,7 @@
     <w:p>
       <w:r>
         <w:lastRenderedPageBreak/>
-        <w:t>Понятия «прозрачность», «своевременность», «наблюдаемость» и «информационная нагрузка» должны быть определены через наблюдаемые показатели, а не использоваться только как качественные формулировки.</w:t>
+        <w:t>Понятия «своевременность», «наблюдаемость» и «информационная нагрузка» должны быть определены через наблюдаемые показатели, а не использоваться только как качественные формулировки.</w:t>
       </w:r>
     </w:p>
     <w:p>
@@ -6725,6 +6725,7 @@
   <w:style w:type="character" w:default="1" w:styleId="a0">
     <w:name w:val="Default Paragraph Font"/>
     <w:uiPriority w:val="1"/>
+    <w:semiHidden/>
     <w:unhideWhenUsed/>
   </w:style>
   <w:style w:type="table" w:default="1" w:styleId="a1">
